--- a/2026 SIWES/ACC/LADI MICHAEL.docx
+++ b/2026 SIWES/ACC/LADI MICHAEL.docx
@@ -6157,6 +6157,75 @@
         <w:rPr>
           <w:noProof/>
         </w:rPr>
+        <mc:AlternateContent>
+          <mc:Choice Requires="wps">
+            <w:drawing>
+              <wp:anchor distT="0" distB="0" distL="114300" distR="114300" simplePos="0" relativeHeight="251660288" behindDoc="0" locked="0" layoutInCell="1" allowOverlap="1" wp14:anchorId="75A2AB4F" wp14:editId="3417DD4A">
+                <wp:simplePos x="0" y="0"/>
+                <wp:positionH relativeFrom="column">
+                  <wp:posOffset>4708478</wp:posOffset>
+                </wp:positionH>
+                <wp:positionV relativeFrom="paragraph">
+                  <wp:posOffset>29523</wp:posOffset>
+                </wp:positionV>
+                <wp:extent cx="1433015" cy="655092"/>
+                <wp:effectExtent l="0" t="0" r="0" b="0"/>
+                <wp:wrapNone/>
+                <wp:docPr id="1849053249" name="Text Box 2"/>
+                <wp:cNvGraphicFramePr/>
+                <a:graphic xmlns:a="http://schemas.openxmlformats.org/drawingml/2006/main">
+                  <a:graphicData uri="http://schemas.microsoft.com/office/word/2010/wordprocessingShape">
+                    <wps:wsp>
+                      <wps:cNvSpPr txBox="1"/>
+                      <wps:spPr>
+                        <a:xfrm>
+                          <a:off x="0" y="0"/>
+                          <a:ext cx="1433015" cy="655092"/>
+                        </a:xfrm>
+                        <a:prstGeom prst="rect">
+                          <a:avLst/>
+                        </a:prstGeom>
+                        <a:solidFill>
+                          <a:schemeClr val="lt1"/>
+                        </a:solidFill>
+                        <a:ln w="6350">
+                          <a:noFill/>
+                        </a:ln>
+                      </wps:spPr>
+                      <wps:txbx>
+                        <w:txbxContent>
+                          <w:p/>
+                        </w:txbxContent>
+                      </wps:txbx>
+                      <wps:bodyPr rot="0" spcFirstLastPara="0" vertOverflow="overflow" horzOverflow="overflow" vert="horz" wrap="square" lIns="91440" tIns="45720" rIns="91440" bIns="45720" numCol="1" spcCol="0" rtlCol="0" fromWordArt="0" anchor="t" anchorCtr="0" forceAA="0" compatLnSpc="1">
+                        <a:prstTxWarp prst="textNoShape">
+                          <a:avLst/>
+                        </a:prstTxWarp>
+                        <a:noAutofit/>
+                      </wps:bodyPr>
+                    </wps:wsp>
+                  </a:graphicData>
+                </a:graphic>
+              </wp:anchor>
+            </w:drawing>
+          </mc:Choice>
+          <mc:Fallback>
+            <w:pict>
+              <v:shape w14:anchorId="75A2AB4F" id="Text Box 2" o:spid="_x0000_s1027" type="#_x0000_t202" style="position:absolute;left:0;text-align:left;margin-left:370.75pt;margin-top:2.3pt;width:112.85pt;height:51.6pt;z-index:251660288;visibility:visible;mso-wrap-style:square;mso-wrap-distance-left:9pt;mso-wrap-distance-top:0;mso-wrap-distance-right:9pt;mso-wrap-distance-bottom:0;mso-position-horizontal:absolute;mso-position-horizontal-relative:text;mso-position-vertical:absolute;mso-position-vertical-relative:text;v-text-anchor:top" o:gfxdata="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" fillcolor="white [3201]" stroked="f" strokeweight=".5pt">
+                <v:textbox>
+                  <w:txbxContent>
+                    <w:p/>
+                  </w:txbxContent>
+                </v:textbox>
+              </v:shape>
+            </w:pict>
+          </mc:Fallback>
+        </mc:AlternateContent>
+      </w:r>
+      <w:r>
+        <w:rPr>
+          <w:noProof/>
+        </w:rPr>
         <w:drawing>
           <wp:inline distT="0" distB="0" distL="0" distR="0" wp14:anchorId="30384039" wp14:editId="03A551F2">
             <wp:extent cx="6229750" cy="3294994"/>
@@ -9484,8 +9553,8 @@
         </w:rPr>
       </w:pPr>
       <w:bookmarkStart w:id="89" w:name="_Toc221617007"/>
-      <w:bookmarkStart w:id="90" w:name="_Toc523710004"/>
-      <w:bookmarkStart w:id="91" w:name="_Toc225772825"/>
+      <w:bookmarkStart w:id="90" w:name="_Toc225772825"/>
+      <w:bookmarkStart w:id="91" w:name="_Toc523710004"/>
       <w:r>
         <w:rPr>
           <w:color w:val="1A1A1A" w:themeColor="background1" w:themeShade="1A"/>
@@ -9495,7 +9564,7 @@
         <w:t>SUMMARY, CONCLUSION AND RECOMMENDATIONS</w:t>
       </w:r>
       <w:bookmarkEnd w:id="89"/>
-      <w:bookmarkEnd w:id="91"/>
+      <w:bookmarkEnd w:id="90"/>
     </w:p>
     <w:p>
       <w:pPr>
@@ -9937,7 +10006,7 @@
         </w:rPr>
       </w:pPr>
     </w:p>
-    <w:bookmarkEnd w:id="90"/>
+    <w:bookmarkEnd w:id="91"/>
     <w:p>
       <w:pPr>
         <w:spacing w:line="480" w:lineRule="auto"/>
@@ -12444,6 +12513,7 @@
   <w:style w:type="character" w:default="1" w:styleId="DefaultParagraphFont">
     <w:name w:val="Default Paragraph Font"/>
     <w:uiPriority w:val="1"/>
+    <w:semiHidden/>
     <w:unhideWhenUsed/>
   </w:style>
   <w:style w:type="table" w:default="1" w:styleId="TableNormal">

--- a/2026 SIWES/ACC/LADI MICHAEL.docx
+++ b/2026 SIWES/ACC/LADI MICHAEL.docx
@@ -555,7 +555,18 @@
           <w:sz w:val="28"/>
           <w:szCs w:val="28"/>
         </w:rPr>
-        <w:t>MARCH, 202</w:t>
+        <w:t>JUNE</w:t>
+      </w:r>
+      <w:r>
+        <w:rPr>
+          <w:rFonts w:ascii="Times New Roman" w:hAnsi="Times New Roman" w:cs="Times New Roman"/>
+          <w:b/>
+          <w:bCs/>
+          <w:color w:val="1A1A1A" w:themeColor="background1" w:themeShade="1A"/>
+          <w:sz w:val="28"/>
+          <w:szCs w:val="28"/>
+        </w:rPr>
+        <w:t>, 202</w:t>
       </w:r>
       <w:bookmarkEnd w:id="0"/>
       <w:r>
@@ -1238,7 +1249,18 @@
           <w:sz w:val="28"/>
           <w:szCs w:val="28"/>
         </w:rPr>
-        <w:t>MARCH, 2026</w:t>
+        <w:t>JUNE</w:t>
+      </w:r>
+      <w:r>
+        <w:rPr>
+          <w:rFonts w:ascii="Times New Roman" w:hAnsi="Times New Roman" w:cs="Times New Roman"/>
+          <w:b/>
+          <w:bCs/>
+          <w:color w:val="1A1A1A" w:themeColor="background1" w:themeShade="1A"/>
+          <w:sz w:val="28"/>
+          <w:szCs w:val="28"/>
+        </w:rPr>
+        <w:t>, 2026</w:t>
       </w:r>
     </w:p>
     <w:p>
@@ -6139,6 +6161,8 @@
       <w:bookmarkEnd w:id="22"/>
       <w:bookmarkEnd w:id="23"/>
     </w:p>
+    <w:bookmarkStart w:id="24" w:name="_Toc225772699"/>
+    <w:bookmarkStart w:id="25" w:name="_Toc225772800"/>
     <w:p>
       <w:pPr>
         <w:spacing w:after="0" w:line="480" w:lineRule="auto"/>
@@ -6151,8 +6175,6 @@
           <w:szCs w:val="24"/>
         </w:rPr>
       </w:pPr>
-      <w:bookmarkStart w:id="24" w:name="_Toc225772699"/>
-      <w:bookmarkStart w:id="25" w:name="_Toc225772800"/>
       <w:r>
         <w:rPr>
           <w:noProof/>
